--- a/docs/general-english/A2/release/units/a22-u12.docx
+++ b/docs/general-english/A2/release/units/a22-u12.docx
@@ -874,7 +874,7 @@
           <wp:inline>
             <wp:extent cx="5724525" cy="1390650"/>
             <wp:effectExtent b="0" l="0" r="0" t="0"/>
-            <wp:docPr descr="The four words of the word bank, in the order the task prints them, each with a picture: temperature, sunny, wind, freeze." title="" id="27" name="Picture"/>
+            <wp:docPr descr="The four words of the word bank, in the order the task prints them, each with a picture: sunny, wind, freeze, temperature." title="" id="27" name="Picture"/>
             <a:graphic>
               <a:graphicData uri="http://schemas.openxmlformats.org/drawingml/2006/picture">
                 <pic:pic>
@@ -968,7 +968,7 @@
         <w:t xml:space="preserve"> </w:t>
       </w:r>
       <w:r>
-        <w:t xml:space="preserve">temperature | sunny | wind | freeze</w:t>
+        <w:t xml:space="preserve">sunny | wind | freeze | temperature</w:t>
       </w:r>
     </w:p>
     <w:p>
@@ -3941,7 +3941,7 @@
           <wp:inline>
             <wp:extent cx="5724525" cy="1390650"/>
             <wp:effectExtent b="0" l="0" r="0" t="0"/>
-            <wp:docPr descr="The four words of the fill-in word bank, in bank order, each drawn: ice, storm, degree, sunny." title="" id="45" name="Picture"/>
+            <wp:docPr descr="The four words of the fill-in word bank, in bank order, each drawn: storm, ice, degree, sunny." title="" id="45" name="Picture"/>
             <a:graphic>
               <a:graphicData uri="http://schemas.openxmlformats.org/drawingml/2006/picture">
                 <pic:pic>
@@ -4035,7 +4035,7 @@
         <w:t xml:space="preserve"> </w:t>
       </w:r>
       <w:r>
-        <w:t xml:space="preserve">ice | storm | degree | sunny</w:t>
+        <w:t xml:space="preserve">storm | ice | degree | sunny</w:t>
       </w:r>
     </w:p>
     <w:p>
@@ -5417,7 +5417,7 @@
       <w:r>
         <w:drawing>
           <wp:inline>
-            <wp:extent cx="5724525" cy="2009775"/>
+            <wp:extent cx="5724525" cy="2133600"/>
             <wp:effectExtent b="0" l="0" r="0" t="0"/>
             <wp:docPr descr="The four sentences of this task as chips above two empty bins, one for what is sure and one for what is only possible. Which chip goes in which bin is the exercise, so none of them is placed." title="" id="60" name="Picture"/>
             <a:graphic>
@@ -5438,7 +5438,7 @@
                   <pic:spPr bwMode="auto">
                     <a:xfrm>
                       <a:off x="0" y="0"/>
-                      <a:ext cx="5724525" cy="2009775"/>
+                      <a:ext cx="5724525" cy="2133600"/>
                     </a:xfrm>
                     <a:prstGeom prst="rect">
                       <a:avLst/>
@@ -12121,7 +12121,7 @@
       <w:r>
         <w:drawing>
           <wp:inline>
-            <wp:extent cx="5724525" cy="2505075"/>
+            <wp:extent cx="5724525" cy="2733675"/>
             <wp:effectExtent b="0" l="0" r="0" t="0"/>
             <wp:docPr descr="The decision task as one question and three branches, with what each one costs: do nothing until you are sure, and by then the water is in the shop; do the small cheap thing now for ten minutes of work and the risk of feeling silly; or warn everybody else as well." title="" id="132" name="Picture"/>
             <a:graphic>
@@ -12142,7 +12142,7 @@
                   <pic:spPr bwMode="auto">
                     <a:xfrm>
                       <a:off x="0" y="0"/>
-                      <a:ext cx="5724525" cy="2505075"/>
+                      <a:ext cx="5724525" cy="2733675"/>
                     </a:xfrm>
                     <a:prstGeom prst="rect">
                       <a:avLst/>
@@ -12320,7 +12320,7 @@
           <wp:inline>
             <wp:extent cx="5724525" cy="2095500"/>
             <wp:effectExtent b="0" l="0" r="0" t="0"/>
-            <wp:docPr descr="The eight words of the spiral review bank, in bank order: storm, shower, flood, temperature, will, might, diary, junction." title="" id="135" name="Picture"/>
+            <wp:docPr descr="The eight words of the spiral review bank, in bank order: temperature, junction, storm, might, flood, shower, will, diary." title="" id="135" name="Picture"/>
             <a:graphic>
               <a:graphicData uri="http://schemas.openxmlformats.org/drawingml/2006/picture">
                 <pic:pic>
@@ -12439,7 +12439,7 @@
         <w:t xml:space="preserve"> </w:t>
       </w:r>
       <w:r>
-        <w:t xml:space="preserve">storm | shower | flood | temperature | will | might | diary | junction</w:t>
+        <w:t xml:space="preserve">temperature | junction | storm | might | flood | shower | will | diary</w:t>
       </w:r>
     </w:p>
     <w:p>
